--- a/defense/docs/front_matter/FRONT_MATTER_EN_GOST_2026-08-23.docx
+++ b/defense/docs/front_matter/FRONT_MATTER_EN_GOST_2026-08-23.docx
@@ -229,7 +229,7 @@
       <w:pPr>
         <w:spacing w:line="240" w:lineRule="auto" w:before="0" w:after="0"/>
         <w:ind w:firstLine="0" w:left="4819"/>
-        <w:jc w:val="left"/>
+        <w:jc w:val="right"/>
       </w:pPr>
       <w:r>
         <w:rPr>
@@ -246,7 +246,7 @@
       <w:pPr>
         <w:spacing w:line="240" w:lineRule="auto" w:before="0" w:after="0"/>
         <w:ind w:firstLine="0" w:left="4819"/>
-        <w:jc w:val="left"/>
+        <w:jc w:val="right"/>
       </w:pPr>
       <w:r>
         <w:rPr>
@@ -263,7 +263,7 @@
       <w:pPr>
         <w:spacing w:line="240" w:lineRule="auto" w:before="0" w:after="0"/>
         <w:ind w:firstLine="0" w:left="4819"/>
-        <w:jc w:val="left"/>
+        <w:jc w:val="right"/>
       </w:pPr>
       <w:r>
         <w:rPr>
@@ -280,7 +280,7 @@
       <w:pPr>
         <w:spacing w:line="240" w:lineRule="auto" w:before="0" w:after="0"/>
         <w:ind w:firstLine="0" w:left="4819"/>
-        <w:jc w:val="left"/>
+        <w:jc w:val="right"/>
       </w:pPr>
       <w:r>
         <w:rPr>
@@ -297,14 +297,14 @@
       <w:pPr>
         <w:spacing w:line="240" w:lineRule="auto" w:before="0" w:after="0"/>
         <w:ind w:firstLine="0" w:left="4819"/>
-        <w:jc w:val="left"/>
+        <w:jc w:val="right"/>
       </w:pPr>
     </w:p>
     <w:p>
       <w:pPr>
         <w:spacing w:line="240" w:lineRule="auto" w:before="0" w:after="0"/>
         <w:ind w:firstLine="0" w:left="4819"/>
-        <w:jc w:val="left"/>
+        <w:jc w:val="right"/>
       </w:pPr>
       <w:r>
         <w:rPr>
@@ -321,7 +321,7 @@
       <w:pPr>
         <w:spacing w:line="240" w:lineRule="auto" w:before="0" w:after="0"/>
         <w:ind w:firstLine="0" w:left="4819"/>
-        <w:jc w:val="left"/>
+        <w:jc w:val="right"/>
       </w:pPr>
       <w:r>
         <w:rPr>
@@ -338,7 +338,7 @@
       <w:pPr>
         <w:spacing w:line="240" w:lineRule="auto" w:before="0" w:after="0"/>
         <w:ind w:firstLine="0" w:left="4819"/>
-        <w:jc w:val="left"/>
+        <w:jc w:val="right"/>
       </w:pPr>
       <w:r>
         <w:rPr>
@@ -454,7 +454,7 @@
           <w:tab w:pos="9638" w:val="right" w:leader="dot"/>
         </w:tabs>
         <w:spacing w:after="40" w:line="240" w:lineRule="auto"/>
-        <w:ind w:left="0" w:firstLine="0"/>
+        <w:ind w:left="0" w:right="680" w:firstLine="0"/>
         <w:jc w:val="left"/>
       </w:pPr>
       <w:r>
@@ -485,7 +485,7 @@
           <w:tab w:pos="9638" w:val="right" w:leader="dot"/>
         </w:tabs>
         <w:spacing w:after="40" w:line="240" w:lineRule="auto"/>
-        <w:ind w:left="0" w:firstLine="0"/>
+        <w:ind w:left="0" w:right="680" w:firstLine="0"/>
         <w:jc w:val="left"/>
       </w:pPr>
       <w:r>
@@ -516,7 +516,7 @@
           <w:tab w:pos="9638" w:val="right" w:leader="dot"/>
         </w:tabs>
         <w:spacing w:after="40" w:line="240" w:lineRule="auto"/>
-        <w:ind w:left="0" w:firstLine="0"/>
+        <w:ind w:left="0" w:right="680" w:firstLine="0"/>
         <w:jc w:val="left"/>
       </w:pPr>
       <w:r>
@@ -547,7 +547,7 @@
           <w:tab w:pos="9638" w:val="right" w:leader="dot"/>
         </w:tabs>
         <w:spacing w:after="40" w:line="240" w:lineRule="auto"/>
-        <w:ind w:left="0" w:firstLine="0"/>
+        <w:ind w:left="0" w:right="680" w:firstLine="0"/>
         <w:jc w:val="left"/>
       </w:pPr>
       <w:r>
@@ -578,7 +578,7 @@
           <w:tab w:pos="9638" w:val="right" w:leader="dot"/>
         </w:tabs>
         <w:spacing w:after="40" w:line="240" w:lineRule="auto"/>
-        <w:ind w:left="0" w:firstLine="0"/>
+        <w:ind w:left="0" w:right="680" w:firstLine="0"/>
         <w:jc w:val="left"/>
       </w:pPr>
       <w:r>
@@ -609,7 +609,7 @@
           <w:tab w:pos="9638" w:val="right" w:leader="dot"/>
         </w:tabs>
         <w:spacing w:after="40" w:line="240" w:lineRule="auto"/>
-        <w:ind w:left="0" w:firstLine="0"/>
+        <w:ind w:left="0" w:right="680" w:firstLine="0"/>
         <w:jc w:val="left"/>
       </w:pPr>
       <w:r>
@@ -640,7 +640,7 @@
           <w:tab w:pos="9638" w:val="right" w:leader="dot"/>
         </w:tabs>
         <w:spacing w:after="40" w:line="240" w:lineRule="auto"/>
-        <w:ind w:left="0" w:firstLine="0"/>
+        <w:ind w:left="0" w:right="680" w:firstLine="0"/>
         <w:jc w:val="left"/>
       </w:pPr>
       <w:r>
@@ -671,7 +671,7 @@
           <w:tab w:pos="9638" w:val="right" w:leader="dot"/>
         </w:tabs>
         <w:spacing w:after="40" w:line="240" w:lineRule="auto"/>
-        <w:ind w:left="0" w:firstLine="0"/>
+        <w:ind w:left="0" w:right="680" w:firstLine="0"/>
         <w:jc w:val="left"/>
       </w:pPr>
       <w:r>
@@ -702,7 +702,7 @@
           <w:tab w:pos="9638" w:val="right" w:leader="dot"/>
         </w:tabs>
         <w:spacing w:after="40" w:line="240" w:lineRule="auto"/>
-        <w:ind w:left="0" w:firstLine="0"/>
+        <w:ind w:left="0" w:right="680" w:firstLine="0"/>
         <w:jc w:val="left"/>
       </w:pPr>
       <w:r>
@@ -733,7 +733,7 @@
           <w:tab w:pos="9638" w:val="right" w:leader="dot"/>
         </w:tabs>
         <w:spacing w:after="40" w:line="240" w:lineRule="auto"/>
-        <w:ind w:left="0" w:firstLine="0"/>
+        <w:ind w:left="0" w:right="680" w:firstLine="0"/>
         <w:jc w:val="left"/>
       </w:pPr>
       <w:r>
@@ -764,7 +764,7 @@
           <w:tab w:pos="9638" w:val="right" w:leader="dot"/>
         </w:tabs>
         <w:spacing w:after="40" w:line="240" w:lineRule="auto"/>
-        <w:ind w:left="397" w:firstLine="0"/>
+        <w:ind w:left="397" w:right="680" w:firstLine="0"/>
         <w:jc w:val="left"/>
       </w:pPr>
       <w:r>
@@ -795,7 +795,7 @@
           <w:tab w:pos="9638" w:val="right" w:leader="dot"/>
         </w:tabs>
         <w:spacing w:after="40" w:line="240" w:lineRule="auto"/>
-        <w:ind w:left="0" w:firstLine="0"/>
+        <w:ind w:left="0" w:right="680" w:firstLine="0"/>
         <w:jc w:val="left"/>
       </w:pPr>
       <w:r>
@@ -826,7 +826,7 @@
           <w:tab w:pos="9638" w:val="right" w:leader="dot"/>
         </w:tabs>
         <w:spacing w:after="40" w:line="240" w:lineRule="auto"/>
-        <w:ind w:left="0" w:firstLine="0"/>
+        <w:ind w:left="0" w:right="680" w:firstLine="0"/>
         <w:jc w:val="left"/>
       </w:pPr>
       <w:r>
@@ -857,7 +857,7 @@
           <w:tab w:pos="9638" w:val="right" w:leader="dot"/>
         </w:tabs>
         <w:spacing w:after="40" w:line="240" w:lineRule="auto"/>
-        <w:ind w:left="0" w:firstLine="0"/>
+        <w:ind w:left="0" w:right="680" w:firstLine="0"/>
         <w:jc w:val="left"/>
       </w:pPr>
       <w:r>
@@ -879,7 +879,7 @@
           <w:u w:val="none"/>
         </w:rPr>
         <w:tab/>
-        <w:t>31</w:t>
+        <w:t>27</w:t>
       </w:r>
     </w:p>
     <w:p>
@@ -888,7 +888,7 @@
           <w:tab w:pos="9638" w:val="right" w:leader="dot"/>
         </w:tabs>
         <w:spacing w:after="40" w:line="240" w:lineRule="auto"/>
-        <w:ind w:left="0" w:firstLine="0"/>
+        <w:ind w:left="0" w:right="680" w:firstLine="0"/>
         <w:jc w:val="left"/>
       </w:pPr>
       <w:r>
@@ -910,7 +910,7 @@
           <w:u w:val="none"/>
         </w:rPr>
         <w:tab/>
-        <w:t>34</w:t>
+        <w:t>30</w:t>
       </w:r>
     </w:p>
     <w:p>
@@ -919,7 +919,7 @@
           <w:tab w:pos="9638" w:val="right" w:leader="dot"/>
         </w:tabs>
         <w:spacing w:after="40" w:line="240" w:lineRule="auto"/>
-        <w:ind w:left="0" w:firstLine="0"/>
+        <w:ind w:left="0" w:right="680" w:firstLine="0"/>
         <w:jc w:val="left"/>
       </w:pPr>
       <w:r>
@@ -941,7 +941,7 @@
           <w:u w:val="none"/>
         </w:rPr>
         <w:tab/>
-        <w:t>36</w:t>
+        <w:t>32</w:t>
       </w:r>
     </w:p>
     <w:p>
@@ -950,7 +950,7 @@
           <w:tab w:pos="9638" w:val="right" w:leader="dot"/>
         </w:tabs>
         <w:spacing w:after="40" w:line="240" w:lineRule="auto"/>
-        <w:ind w:left="0" w:firstLine="0"/>
+        <w:ind w:left="0" w:right="680" w:firstLine="0"/>
         <w:jc w:val="left"/>
       </w:pPr>
       <w:r>
@@ -972,7 +972,7 @@
           <w:u w:val="none"/>
         </w:rPr>
         <w:tab/>
-        <w:t>38</w:t>
+        <w:t>34</w:t>
       </w:r>
     </w:p>
     <w:p>
@@ -981,7 +981,7 @@
           <w:tab w:pos="9638" w:val="right" w:leader="dot"/>
         </w:tabs>
         <w:spacing w:after="40" w:line="240" w:lineRule="auto"/>
-        <w:ind w:left="0" w:firstLine="0"/>
+        <w:ind w:left="0" w:right="680" w:firstLine="0"/>
         <w:jc w:val="left"/>
       </w:pPr>
       <w:r>
@@ -1003,7 +1003,7 @@
           <w:u w:val="none"/>
         </w:rPr>
         <w:tab/>
-        <w:t>41</w:t>
+        <w:t>37</w:t>
       </w:r>
     </w:p>
     <w:p>
@@ -1012,7 +1012,7 @@
           <w:tab w:pos="9638" w:val="right" w:leader="dot"/>
         </w:tabs>
         <w:spacing w:after="40" w:line="240" w:lineRule="auto"/>
-        <w:ind w:left="397" w:firstLine="0"/>
+        <w:ind w:left="397" w:right="680" w:firstLine="0"/>
         <w:jc w:val="left"/>
       </w:pPr>
       <w:r>
@@ -1034,7 +1034,7 @@
           <w:u w:val="none"/>
         </w:rPr>
         <w:tab/>
-        <w:t>44</w:t>
+        <w:t>40</w:t>
       </w:r>
     </w:p>
     <w:p>
@@ -1043,7 +1043,7 @@
           <w:tab w:pos="9638" w:val="right" w:leader="dot"/>
         </w:tabs>
         <w:spacing w:after="40" w:line="240" w:lineRule="auto"/>
-        <w:ind w:left="0" w:firstLine="0"/>
+        <w:ind w:left="0" w:right="680" w:firstLine="0"/>
         <w:jc w:val="left"/>
       </w:pPr>
       <w:r>
@@ -1065,7 +1065,7 @@
           <w:u w:val="none"/>
         </w:rPr>
         <w:tab/>
-        <w:t>46</w:t>
+        <w:t>42</w:t>
       </w:r>
     </w:p>
     <w:p>
@@ -1074,7 +1074,7 @@
           <w:tab w:pos="9638" w:val="right" w:leader="dot"/>
         </w:tabs>
         <w:spacing w:after="40" w:line="240" w:lineRule="auto"/>
-        <w:ind w:left="0" w:firstLine="0"/>
+        <w:ind w:left="0" w:right="680" w:firstLine="0"/>
         <w:jc w:val="left"/>
       </w:pPr>
       <w:r>
@@ -1096,7 +1096,7 @@
           <w:u w:val="none"/>
         </w:rPr>
         <w:tab/>
-        <w:t>46</w:t>
+        <w:t>42</w:t>
       </w:r>
     </w:p>
     <w:p>
@@ -1105,7 +1105,7 @@
           <w:tab w:pos="9638" w:val="right" w:leader="dot"/>
         </w:tabs>
         <w:spacing w:after="40" w:line="240" w:lineRule="auto"/>
-        <w:ind w:left="0" w:firstLine="0"/>
+        <w:ind w:left="0" w:right="680" w:firstLine="0"/>
         <w:jc w:val="left"/>
       </w:pPr>
       <w:r>
@@ -1127,7 +1127,7 @@
           <w:u w:val="none"/>
         </w:rPr>
         <w:tab/>
-        <w:t>51</w:t>
+        <w:t>46</w:t>
       </w:r>
     </w:p>
     <w:p>
@@ -1136,7 +1136,7 @@
           <w:tab w:pos="9638" w:val="right" w:leader="dot"/>
         </w:tabs>
         <w:spacing w:after="40" w:line="240" w:lineRule="auto"/>
-        <w:ind w:left="0" w:firstLine="0"/>
+        <w:ind w:left="0" w:right="680" w:firstLine="0"/>
         <w:jc w:val="left"/>
       </w:pPr>
       <w:r>
@@ -1158,7 +1158,7 @@
           <w:u w:val="none"/>
         </w:rPr>
         <w:tab/>
-        <w:t>56</w:t>
+        <w:t>50</w:t>
       </w:r>
     </w:p>
     <w:p>
@@ -1167,7 +1167,7 @@
           <w:tab w:pos="9638" w:val="right" w:leader="dot"/>
         </w:tabs>
         <w:spacing w:after="40" w:line="240" w:lineRule="auto"/>
-        <w:ind w:left="0" w:firstLine="0"/>
+        <w:ind w:left="0" w:right="680" w:firstLine="0"/>
         <w:jc w:val="left"/>
       </w:pPr>
       <w:r>
@@ -1189,7 +1189,7 @@
           <w:u w:val="none"/>
         </w:rPr>
         <w:tab/>
-        <w:t>60</w:t>
+        <w:t>55</w:t>
       </w:r>
     </w:p>
     <w:p>
@@ -1198,7 +1198,7 @@
           <w:tab w:pos="9638" w:val="right" w:leader="dot"/>
         </w:tabs>
         <w:spacing w:after="40" w:line="240" w:lineRule="auto"/>
-        <w:ind w:left="0" w:firstLine="0"/>
+        <w:ind w:left="0" w:right="680" w:firstLine="0"/>
         <w:jc w:val="left"/>
       </w:pPr>
       <w:r>
@@ -1220,7 +1220,7 @@
           <w:u w:val="none"/>
         </w:rPr>
         <w:tab/>
-        <w:t>63</w:t>
+        <w:t>58</w:t>
       </w:r>
     </w:p>
     <w:p>
@@ -1229,7 +1229,7 @@
           <w:tab w:pos="9638" w:val="right" w:leader="dot"/>
         </w:tabs>
         <w:spacing w:after="40" w:line="240" w:lineRule="auto"/>
-        <w:ind w:left="0" w:firstLine="0"/>
+        <w:ind w:left="0" w:right="680" w:firstLine="0"/>
         <w:jc w:val="left"/>
       </w:pPr>
       <w:r>
@@ -1251,7 +1251,7 @@
           <w:u w:val="none"/>
         </w:rPr>
         <w:tab/>
-        <w:t>67</w:t>
+        <w:t>62</w:t>
       </w:r>
     </w:p>
     <w:p>
@@ -1260,7 +1260,7 @@
           <w:tab w:pos="9638" w:val="right" w:leader="dot"/>
         </w:tabs>
         <w:spacing w:after="40" w:line="240" w:lineRule="auto"/>
-        <w:ind w:left="0" w:firstLine="0"/>
+        <w:ind w:left="0" w:right="680" w:firstLine="0"/>
         <w:jc w:val="left"/>
       </w:pPr>
       <w:r>
@@ -1282,7 +1282,7 @@
           <w:u w:val="none"/>
         </w:rPr>
         <w:tab/>
-        <w:t>71</w:t>
+        <w:t>65</w:t>
       </w:r>
     </w:p>
     <w:p>
@@ -1291,7 +1291,7 @@
           <w:tab w:pos="9638" w:val="right" w:leader="dot"/>
         </w:tabs>
         <w:spacing w:after="40" w:line="240" w:lineRule="auto"/>
-        <w:ind w:left="0" w:firstLine="0"/>
+        <w:ind w:left="0" w:right="680" w:firstLine="0"/>
         <w:jc w:val="left"/>
       </w:pPr>
       <w:r>
@@ -1313,7 +1313,7 @@
           <w:u w:val="none"/>
         </w:rPr>
         <w:tab/>
-        <w:t>73</w:t>
+        <w:t>67</w:t>
       </w:r>
     </w:p>
     <w:p>
@@ -1322,7 +1322,7 @@
           <w:tab w:pos="9638" w:val="right" w:leader="dot"/>
         </w:tabs>
         <w:spacing w:after="40" w:line="240" w:lineRule="auto"/>
-        <w:ind w:left="0" w:firstLine="0"/>
+        <w:ind w:left="0" w:right="680" w:firstLine="0"/>
         <w:jc w:val="left"/>
       </w:pPr>
       <w:r>
@@ -1344,7 +1344,7 @@
           <w:u w:val="none"/>
         </w:rPr>
         <w:tab/>
-        <w:t>78</w:t>
+        <w:t>72</w:t>
       </w:r>
     </w:p>
     <w:p>
@@ -1353,7 +1353,7 @@
           <w:tab w:pos="9638" w:val="right" w:leader="dot"/>
         </w:tabs>
         <w:spacing w:after="40" w:line="240" w:lineRule="auto"/>
-        <w:ind w:left="397" w:firstLine="0"/>
+        <w:ind w:left="397" w:right="680" w:firstLine="0"/>
         <w:jc w:val="left"/>
       </w:pPr>
       <w:r>
@@ -1375,7 +1375,7 @@
           <w:u w:val="none"/>
         </w:rPr>
         <w:tab/>
-        <w:t>79</w:t>
+        <w:t>73</w:t>
       </w:r>
     </w:p>
     <w:p>
@@ -1384,7 +1384,7 @@
           <w:tab w:pos="9638" w:val="right" w:leader="dot"/>
         </w:tabs>
         <w:spacing w:after="40" w:line="240" w:lineRule="auto"/>
-        <w:ind w:left="0" w:firstLine="0"/>
+        <w:ind w:left="0" w:right="680" w:firstLine="0"/>
         <w:jc w:val="left"/>
       </w:pPr>
       <w:r>
@@ -1406,7 +1406,7 @@
           <w:u w:val="none"/>
         </w:rPr>
         <w:tab/>
-        <w:t>81</w:t>
+        <w:t>75</w:t>
       </w:r>
     </w:p>
     <w:p>
@@ -1415,7 +1415,7 @@
           <w:tab w:pos="9638" w:val="right" w:leader="dot"/>
         </w:tabs>
         <w:spacing w:after="40" w:line="240" w:lineRule="auto"/>
-        <w:ind w:left="0" w:firstLine="0"/>
+        <w:ind w:left="0" w:right="680" w:firstLine="0"/>
         <w:jc w:val="left"/>
       </w:pPr>
       <w:r>
@@ -1437,7 +1437,7 @@
           <w:u w:val="none"/>
         </w:rPr>
         <w:tab/>
-        <w:t>81</w:t>
+        <w:t>75</w:t>
       </w:r>
     </w:p>
     <w:p>
@@ -1446,7 +1446,7 @@
           <w:tab w:pos="9638" w:val="right" w:leader="dot"/>
         </w:tabs>
         <w:spacing w:after="40" w:line="240" w:lineRule="auto"/>
-        <w:ind w:left="0" w:firstLine="0"/>
+        <w:ind w:left="0" w:right="680" w:firstLine="0"/>
         <w:jc w:val="left"/>
       </w:pPr>
       <w:r>
@@ -1468,7 +1468,7 @@
           <w:u w:val="none"/>
         </w:rPr>
         <w:tab/>
-        <w:t>83</w:t>
+        <w:t>77</w:t>
       </w:r>
     </w:p>
     <w:p>
@@ -1477,7 +1477,7 @@
           <w:tab w:pos="9638" w:val="right" w:leader="dot"/>
         </w:tabs>
         <w:spacing w:after="40" w:line="240" w:lineRule="auto"/>
-        <w:ind w:left="0" w:firstLine="0"/>
+        <w:ind w:left="0" w:right="680" w:firstLine="0"/>
         <w:jc w:val="left"/>
       </w:pPr>
       <w:r>
@@ -1499,7 +1499,7 @@
           <w:u w:val="none"/>
         </w:rPr>
         <w:tab/>
-        <w:t>84</w:t>
+        <w:t>78</w:t>
       </w:r>
     </w:p>
     <w:p>
@@ -1508,7 +1508,7 @@
           <w:tab w:pos="9638" w:val="right" w:leader="dot"/>
         </w:tabs>
         <w:spacing w:after="40" w:line="240" w:lineRule="auto"/>
-        <w:ind w:left="0" w:firstLine="0"/>
+        <w:ind w:left="0" w:right="680" w:firstLine="0"/>
         <w:jc w:val="left"/>
       </w:pPr>
       <w:r>
@@ -1530,7 +1530,7 @@
           <w:u w:val="none"/>
         </w:rPr>
         <w:tab/>
-        <w:t>86</w:t>
+        <w:t>80</w:t>
       </w:r>
     </w:p>
     <w:p>
@@ -1539,7 +1539,7 @@
           <w:tab w:pos="9638" w:val="right" w:leader="dot"/>
         </w:tabs>
         <w:spacing w:after="40" w:line="240" w:lineRule="auto"/>
-        <w:ind w:left="397" w:firstLine="0"/>
+        <w:ind w:left="397" w:right="680" w:firstLine="0"/>
         <w:jc w:val="left"/>
       </w:pPr>
       <w:r>
@@ -1561,7 +1561,7 @@
           <w:u w:val="none"/>
         </w:rPr>
         <w:tab/>
-        <w:t>87</w:t>
+        <w:t>81</w:t>
       </w:r>
     </w:p>
     <w:p>
@@ -1570,7 +1570,7 @@
           <w:tab w:pos="9638" w:val="right" w:leader="dot"/>
         </w:tabs>
         <w:spacing w:after="40" w:line="240" w:lineRule="auto"/>
-        <w:ind w:left="0" w:firstLine="0"/>
+        <w:ind w:left="0" w:right="680" w:firstLine="0"/>
         <w:jc w:val="left"/>
       </w:pPr>
       <w:r>
@@ -1592,7 +1592,7 @@
           <w:u w:val="none"/>
         </w:rPr>
         <w:tab/>
-        <w:t>89</w:t>
+        <w:t>83</w:t>
       </w:r>
     </w:p>
     <w:p>
@@ -1601,7 +1601,7 @@
           <w:tab w:pos="9638" w:val="right" w:leader="dot"/>
         </w:tabs>
         <w:spacing w:after="40" w:line="240" w:lineRule="auto"/>
-        <w:ind w:left="0" w:firstLine="0"/>
+        <w:ind w:left="0" w:right="680" w:firstLine="0"/>
         <w:jc w:val="left"/>
       </w:pPr>
       <w:r>
@@ -1623,7 +1623,7 @@
           <w:u w:val="none"/>
         </w:rPr>
         <w:tab/>
-        <w:t>92</w:t>
+        <w:t>86</w:t>
       </w:r>
     </w:p>
     <w:p>
@@ -1632,7 +1632,7 @@
           <w:tab w:pos="9638" w:val="right" w:leader="dot"/>
         </w:tabs>
         <w:spacing w:after="40" w:line="240" w:lineRule="auto"/>
-        <w:ind w:left="0" w:firstLine="0"/>
+        <w:ind w:left="0" w:right="680" w:firstLine="0"/>
         <w:jc w:val="left"/>
       </w:pPr>
       <w:r>
@@ -1643,7 +1643,17 @@
           <w:sz w:val="28"/>
           <w:u w:val="none"/>
         </w:rPr>
-        <w:t>APPENDIX A – Source code of the preprocessing pipeline</w:t>
+        <w:t>APPENDIX A</w:t>
+      </w:r>
+      <w:r>
+        <w:rPr>
+          <w:rFonts w:ascii="Times New Roman" w:hAnsi="Times New Roman" w:cs="Times New Roman" w:eastAsia="Times New Roman"/>
+          <w:b w:val="0"/>
+          <w:i w:val="0"/>
+          <w:sz w:val="28"/>
+          <w:u w:val="none"/>
+        </w:rPr>
+        <w:t xml:space="preserve"> – Source code of the preprocessing pipeline</w:t>
       </w:r>
       <w:r>
         <w:rPr>
@@ -1654,7 +1664,7 @@
           <w:u w:val="none"/>
         </w:rPr>
         <w:tab/>
-        <w:t>101</w:t>
+        <w:t>95</w:t>
       </w:r>
     </w:p>
     <w:p>
@@ -1663,7 +1673,7 @@
           <w:tab w:pos="9638" w:val="right" w:leader="dot"/>
         </w:tabs>
         <w:spacing w:after="40" w:line="240" w:lineRule="auto"/>
-        <w:ind w:left="0" w:firstLine="0"/>
+        <w:ind w:left="0" w:right="680" w:firstLine="0"/>
         <w:jc w:val="left"/>
       </w:pPr>
       <w:r>
@@ -1674,7 +1684,58 @@
           <w:sz w:val="28"/>
           <w:u w:val="none"/>
         </w:rPr>
-        <w:t>APPENDIX B – Supplementary results and confusion matrices</w:t>
+        <w:t>APPENDIX B</w:t>
+      </w:r>
+      <w:r>
+        <w:rPr>
+          <w:rFonts w:ascii="Times New Roman" w:hAnsi="Times New Roman" w:cs="Times New Roman" w:eastAsia="Times New Roman"/>
+          <w:b w:val="0"/>
+          <w:i w:val="0"/>
+          <w:sz w:val="28"/>
+          <w:u w:val="none"/>
+        </w:rPr>
+        <w:t xml:space="preserve"> – Supplementary results and confusion matrices</w:t>
+      </w:r>
+      <w:r>
+        <w:rPr>
+          <w:rFonts w:ascii="Times New Roman" w:hAnsi="Times New Roman" w:cs="Times New Roman" w:eastAsia="Times New Roman"/>
+          <w:b/>
+          <w:i w:val="0"/>
+          <w:sz w:val="28"/>
+          <w:u w:val="none"/>
+        </w:rPr>
+        <w:tab/>
+        <w:t>100</w:t>
+      </w:r>
+    </w:p>
+    <w:p>
+      <w:pPr>
+        <w:tabs>
+          <w:tab w:pos="9638" w:val="right" w:leader="dot"/>
+        </w:tabs>
+        <w:spacing w:after="40" w:line="240" w:lineRule="auto"/>
+        <w:ind w:left="0" w:right="680" w:firstLine="0"/>
+        <w:jc w:val="left"/>
+      </w:pPr>
+      <w:r>
+        <w:rPr>
+          <w:rFonts w:ascii="Times New Roman" w:hAnsi="Times New Roman" w:cs="Times New Roman" w:eastAsia="Times New Roman"/>
+          <w:b/>
+          <w:i w:val="0"/>
+          <w:sz w:val="28"/>
+          <w:u w:val="none"/>
+        </w:rPr>
+        <w:t>APPENDIX C</w:t>
+      </w:r>
+      <w:r>
+        <w:rPr>
+          <w:rFonts w:ascii="Times New Roman" w:hAnsi="Times New Roman" w:cs="Times New Roman" w:eastAsia="Times New Roman"/>
+          <w:b w:val="0"/>
+          <w:i w:val="0"/>
+          <w:sz w:val="28"/>
+          <w:u w:val="none"/>
+        </w:rPr>
+        <w:t xml:space="preserve"> – System architecture and the working demonstrator</w:t>
       </w:r>
       <w:r>
         <w:rPr>
@@ -1694,7 +1755,7 @@
           <w:tab w:pos="9638" w:val="right" w:leader="dot"/>
         </w:tabs>
         <w:spacing w:after="40" w:line="240" w:lineRule="auto"/>
-        <w:ind w:left="0" w:firstLine="0"/>
+        <w:ind w:left="0" w:right="680" w:firstLine="0"/>
         <w:jc w:val="left"/>
       </w:pPr>
       <w:r>
@@ -1705,7 +1766,17 @@
           <w:sz w:val="28"/>
           <w:u w:val="none"/>
         </w:rPr>
-        <w:t>APPENDIX C – System architecture and the working demonstrator</w:t>
+        <w:t>APPENDIX D</w:t>
+      </w:r>
+      <w:r>
+        <w:rPr>
+          <w:rFonts w:ascii="Times New Roman" w:hAnsi="Times New Roman" w:cs="Times New Roman" w:eastAsia="Times New Roman"/>
+          <w:b w:val="0"/>
+          <w:i w:val="0"/>
+          <w:sz w:val="28"/>
+          <w:u w:val="none"/>
+        </w:rPr>
+        <w:t xml:space="preserve"> – Attention-map gallery</w:t>
       </w:r>
       <w:r>
         <w:rPr>
@@ -1716,7 +1787,7 @@
           <w:u w:val="none"/>
         </w:rPr>
         <w:tab/>
-        <w:t>112</w:t>
+        <w:t>115</w:t>
       </w:r>
     </w:p>
     <w:p>
@@ -1725,7 +1796,7 @@
           <w:tab w:pos="9638" w:val="right" w:leader="dot"/>
         </w:tabs>
         <w:spacing w:after="40" w:line="240" w:lineRule="auto"/>
-        <w:ind w:left="0" w:firstLine="0"/>
+        <w:ind w:left="0" w:right="680" w:firstLine="0"/>
         <w:jc w:val="left"/>
       </w:pPr>
       <w:r>
@@ -1736,7 +1807,17 @@
           <w:sz w:val="28"/>
           <w:u w:val="none"/>
         </w:rPr>
-        <w:t>APPENDIX D – Attention-map gallery</w:t>
+        <w:t>APPENDIX E</w:t>
+      </w:r>
+      <w:r>
+        <w:rPr>
+          <w:rFonts w:ascii="Times New Roman" w:hAnsi="Times New Roman" w:cs="Times New Roman" w:eastAsia="Times New Roman"/>
+          <w:b w:val="0"/>
+          <w:i w:val="0"/>
+          <w:sz w:val="28"/>
+          <w:u w:val="none"/>
+        </w:rPr>
+        <w:t xml:space="preserve"> – Device domain-shift supplementary tables</w:t>
       </w:r>
       <w:r>
         <w:rPr>
@@ -1747,38 +1828,7 @@
           <w:u w:val="none"/>
         </w:rPr>
         <w:tab/>
-        <w:t>122</w:t>
-      </w:r>
-    </w:p>
-    <w:p>
-      <w:pPr>
-        <w:tabs>
-          <w:tab w:pos="9638" w:val="right" w:leader="dot"/>
-        </w:tabs>
-        <w:spacing w:after="40" w:line="240" w:lineRule="auto"/>
-        <w:ind w:left="0" w:firstLine="0"/>
-        <w:jc w:val="left"/>
-      </w:pPr>
-      <w:r>
-        <w:rPr>
-          <w:rFonts w:ascii="Times New Roman" w:hAnsi="Times New Roman" w:cs="Times New Roman" w:eastAsia="Times New Roman"/>
-          <w:b/>
-          <w:i w:val="0"/>
-          <w:sz w:val="28"/>
-          <w:u w:val="none"/>
-        </w:rPr>
-        <w:t>APPENDIX E – Device domain-shift supplementary tables</w:t>
-      </w:r>
-      <w:r>
-        <w:rPr>
-          <w:rFonts w:ascii="Times New Roman" w:hAnsi="Times New Roman" w:cs="Times New Roman" w:eastAsia="Times New Roman"/>
-          <w:b/>
-          <w:i w:val="0"/>
-          <w:sz w:val="28"/>
-          <w:u w:val="none"/>
-        </w:rPr>
-        <w:tab/>
-        <w:t>125</w:t>
+        <w:t>118</w:t>
       </w:r>
     </w:p>
     <w:p>
@@ -2245,50 +2295,6 @@
                 <w:sz w:val="28"/>
                 <w:u w:val="none"/>
               </w:rPr>
-              <w:t>CFC-n</w:t>
-            </w:r>
-          </w:p>
-        </w:tc>
-        <w:tc>
-          <w:tcPr>
-            <w:tcW w:type="dxa" w:w="7824"/>
-          </w:tcPr>
-          <w:p>
-            <w:pPr>
-              <w:spacing w:line="240" w:lineRule="auto" w:after="0"/>
-              <w:ind w:firstLine="0"/>
-            </w:pPr>
-            <w:r>
-              <w:rPr>
-                <w:rFonts w:ascii="Times New Roman" w:hAnsi="Times New Roman" w:cs="Times New Roman" w:eastAsia="Times New Roman"/>
-                <w:b w:val="0"/>
-                <w:i w:val="0"/>
-                <w:sz w:val="28"/>
-                <w:u w:val="none"/>
-              </w:rPr>
-              <w:t>Claim Formulation Constraint n — a rule governing the form a claim may take; the CFC-2 series enumerates claim types this dissertation forbids itself</w:t>
-            </w:r>
-          </w:p>
-        </w:tc>
-      </w:tr>
-      <w:tr>
-        <w:tc>
-          <w:tcPr>
-            <w:tcW w:type="dxa" w:w="1814"/>
-          </w:tcPr>
-          <w:p>
-            <w:pPr>
-              <w:spacing w:line="240" w:lineRule="auto" w:after="0"/>
-              <w:ind w:firstLine="0"/>
-            </w:pPr>
-            <w:r>
-              <w:rPr>
-                <w:rFonts w:ascii="Times New Roman" w:hAnsi="Times New Roman" w:cs="Times New Roman" w:eastAsia="Times New Roman"/>
-                <w:b w:val="0"/>
-                <w:i w:val="0"/>
-                <w:sz w:val="28"/>
-                <w:u w:val="none"/>
-              </w:rPr>
               <w:t>CLAHE</w:t>
             </w:r>
           </w:p>
@@ -2465,50 +2471,6 @@
                 <w:sz w:val="28"/>
                 <w:u w:val="none"/>
               </w:rPr>
-              <w:t>DGL-n</w:t>
-            </w:r>
-          </w:p>
-        </w:tc>
-        <w:tc>
-          <w:tcPr>
-            <w:tcW w:type="dxa" w:w="7824"/>
-          </w:tcPr>
-          <w:p>
-            <w:pPr>
-              <w:spacing w:line="240" w:lineRule="auto" w:after="0"/>
-              <w:ind w:firstLine="0"/>
-            </w:pPr>
-            <w:r>
-              <w:rPr>
-                <w:rFonts w:ascii="Times New Roman" w:hAnsi="Times New Roman" w:cs="Times New Roman" w:eastAsia="Times New Roman"/>
-                <w:b w:val="0"/>
-                <w:i w:val="0"/>
-                <w:sz w:val="28"/>
-                <w:u w:val="none"/>
-              </w:rPr>
-              <w:t>Deployment and Generalization Limitation n — a bound on how far a result may be carried beyond the conditions under which it was obtained</w:t>
-            </w:r>
-          </w:p>
-        </w:tc>
-      </w:tr>
-      <w:tr>
-        <w:tc>
-          <w:tcPr>
-            <w:tcW w:type="dxa" w:w="1814"/>
-          </w:tcPr>
-          <w:p>
-            <w:pPr>
-              <w:spacing w:line="240" w:lineRule="auto" w:after="0"/>
-              <w:ind w:firstLine="0"/>
-            </w:pPr>
-            <w:r>
-              <w:rPr>
-                <w:rFonts w:ascii="Times New Roman" w:hAnsi="Times New Roman" w:cs="Times New Roman" w:eastAsia="Times New Roman"/>
-                <w:b w:val="0"/>
-                <w:i w:val="0"/>
-                <w:sz w:val="28"/>
-                <w:u w:val="none"/>
-              </w:rPr>
               <w:t>DINO</w:t>
             </w:r>
           </w:p>
@@ -2619,50 +2581,6 @@
                 <w:u w:val="none"/>
               </w:rPr>
               <w:t>Expected Calibration Error</w:t>
-            </w:r>
-          </w:p>
-        </w:tc>
-      </w:tr>
-      <w:tr>
-        <w:tc>
-          <w:tcPr>
-            <w:tcW w:type="dxa" w:w="1814"/>
-          </w:tcPr>
-          <w:p>
-            <w:pPr>
-              <w:spacing w:line="240" w:lineRule="auto" w:after="0"/>
-              <w:ind w:firstLine="0"/>
-            </w:pPr>
-            <w:r>
-              <w:rPr>
-                <w:rFonts w:ascii="Times New Roman" w:hAnsi="Times New Roman" w:cs="Times New Roman" w:eastAsia="Times New Roman"/>
-                <w:b w:val="0"/>
-                <w:i w:val="0"/>
-                <w:sz w:val="28"/>
-                <w:u w:val="none"/>
-              </w:rPr>
-              <w:t>EH-n</w:t>
-            </w:r>
-          </w:p>
-        </w:tc>
-        <w:tc>
-          <w:tcPr>
-            <w:tcW w:type="dxa" w:w="7824"/>
-          </w:tcPr>
-          <w:p>
-            <w:pPr>
-              <w:spacing w:line="240" w:lineRule="auto" w:after="0"/>
-              <w:ind w:firstLine="0"/>
-            </w:pPr>
-            <w:r>
-              <w:rPr>
-                <w:rFonts w:ascii="Times New Roman" w:hAnsi="Times New Roman" w:cs="Times New Roman" w:eastAsia="Times New Roman"/>
-                <w:b w:val="0"/>
-                <w:i w:val="0"/>
-                <w:sz w:val="28"/>
-                <w:u w:val="none"/>
-              </w:rPr>
-              <w:t>Evidence Hierarchy rule n — the ranking of metrics by evidentiary weight, and the criteria a result must meet before it counts as decisive</w:t>
             </w:r>
           </w:p>
         </w:tc>
@@ -3257,50 +3175,6 @@
                 <w:sz w:val="28"/>
                 <w:u w:val="none"/>
               </w:rPr>
-              <w:t>NC-n</w:t>
-            </w:r>
-          </w:p>
-        </w:tc>
-        <w:tc>
-          <w:tcPr>
-            <w:tcW w:type="dxa" w:w="7824"/>
-          </w:tcPr>
-          <w:p>
-            <w:pPr>
-              <w:spacing w:line="240" w:lineRule="auto" w:after="0"/>
-              <w:ind w:firstLine="0"/>
-            </w:pPr>
-            <w:r>
-              <w:rPr>
-                <w:rFonts w:ascii="Times New Roman" w:hAnsi="Times New Roman" w:cs="Times New Roman" w:eastAsia="Times New Roman"/>
-                <w:b w:val="0"/>
-                <w:i w:val="0"/>
-                <w:sz w:val="28"/>
-                <w:u w:val="none"/>
-              </w:rPr>
-              <w:t>Non-Claim n — a statement this dissertation explicitly does not make, recorded so that its results are not read as making it</w:t>
-            </w:r>
-          </w:p>
-        </w:tc>
-      </w:tr>
-      <w:tr>
-        <w:tc>
-          <w:tcPr>
-            <w:tcW w:type="dxa" w:w="1814"/>
-          </w:tcPr>
-          <w:p>
-            <w:pPr>
-              <w:spacing w:line="240" w:lineRule="auto" w:after="0"/>
-              <w:ind w:firstLine="0"/>
-            </w:pPr>
-            <w:r>
-              <w:rPr>
-                <w:rFonts w:ascii="Times New Roman" w:hAnsi="Times New Roman" w:cs="Times New Roman" w:eastAsia="Times New Roman"/>
-                <w:b w:val="0"/>
-                <w:i w:val="0"/>
-                <w:sz w:val="28"/>
-                <w:u w:val="none"/>
-              </w:rPr>
               <w:t>NPV</w:t>
             </w:r>
           </w:p>
@@ -3389,50 +3263,6 @@
                 <w:sz w:val="28"/>
                 <w:u w:val="none"/>
               </w:rPr>
-              <w:t>OD-n</w:t>
-            </w:r>
-          </w:p>
-        </w:tc>
-        <w:tc>
-          <w:tcPr>
-            <w:tcW w:type="dxa" w:w="7824"/>
-          </w:tcPr>
-          <w:p>
-            <w:pPr>
-              <w:spacing w:line="240" w:lineRule="auto" w:after="0"/>
-              <w:ind w:firstLine="0"/>
-            </w:pPr>
-            <w:r>
-              <w:rPr>
-                <w:rFonts w:ascii="Times New Roman" w:hAnsi="Times New Roman" w:cs="Times New Roman" w:eastAsia="Times New Roman"/>
-                <w:b w:val="0"/>
-                <w:i w:val="0"/>
-                <w:sz w:val="28"/>
-                <w:u w:val="none"/>
-              </w:rPr>
-              <w:t>Operational Definition n — the definition by which a term of this dissertation is measured; distinct from OD above, which is never written with a number</w:t>
-            </w:r>
-          </w:p>
-        </w:tc>
-      </w:tr>
-      <w:tr>
-        <w:tc>
-          <w:tcPr>
-            <w:tcW w:type="dxa" w:w="1814"/>
-          </w:tcPr>
-          <w:p>
-            <w:pPr>
-              <w:spacing w:line="240" w:lineRule="auto" w:after="0"/>
-              <w:ind w:firstLine="0"/>
-            </w:pPr>
-            <w:r>
-              <w:rPr>
-                <w:rFonts w:ascii="Times New Roman" w:hAnsi="Times New Roman" w:cs="Times New Roman" w:eastAsia="Times New Roman"/>
-                <w:b w:val="0"/>
-                <w:i w:val="0"/>
-                <w:sz w:val="28"/>
-                <w:u w:val="none"/>
-              </w:rPr>
               <w:t>ODIR-5K</w:t>
             </w:r>
           </w:p>
@@ -3499,50 +3329,6 @@
                 <w:u w:val="none"/>
               </w:rPr>
               <w:t>Picture Archiving and Communication System</w:t>
-            </w:r>
-          </w:p>
-        </w:tc>
-      </w:tr>
-      <w:tr>
-        <w:tc>
-          <w:tcPr>
-            <w:tcW w:type="dxa" w:w="1814"/>
-          </w:tcPr>
-          <w:p>
-            <w:pPr>
-              <w:spacing w:line="240" w:lineRule="auto" w:after="0"/>
-              <w:ind w:firstLine="0"/>
-            </w:pPr>
-            <w:r>
-              <w:rPr>
-                <w:rFonts w:ascii="Times New Roman" w:hAnsi="Times New Roman" w:cs="Times New Roman" w:eastAsia="Times New Roman"/>
-                <w:b w:val="0"/>
-                <w:i w:val="0"/>
-                <w:sz w:val="28"/>
-                <w:u w:val="none"/>
-              </w:rPr>
-              <w:t>PC-n</w:t>
-            </w:r>
-          </w:p>
-        </w:tc>
-        <w:tc>
-          <w:tcPr>
-            <w:tcW w:type="dxa" w:w="7824"/>
-          </w:tcPr>
-          <w:p>
-            <w:pPr>
-              <w:spacing w:line="240" w:lineRule="auto" w:after="0"/>
-              <w:ind w:firstLine="0"/>
-            </w:pPr>
-            <w:r>
-              <w:rPr>
-                <w:rFonts w:ascii="Times New Roman" w:hAnsi="Times New Roman" w:cs="Times New Roman" w:eastAsia="Times New Roman"/>
-                <w:b w:val="0"/>
-                <w:i w:val="0"/>
-                <w:sz w:val="28"/>
-                <w:u w:val="none"/>
-              </w:rPr>
-              <w:t>Primary Claim n — a numbered claim of the dissertation's argument, each carrying its evidence and its assessed strength</w:t>
             </w:r>
           </w:p>
         </w:tc>
@@ -3785,50 +3571,6 @@
                 <w:sz w:val="28"/>
                 <w:u w:val="none"/>
               </w:rPr>
-              <w:t>SB-n</w:t>
-            </w:r>
-          </w:p>
-        </w:tc>
-        <w:tc>
-          <w:tcPr>
-            <w:tcW w:type="dxa" w:w="7824"/>
-          </w:tcPr>
-          <w:p>
-            <w:pPr>
-              <w:spacing w:line="240" w:lineRule="auto" w:after="0"/>
-              <w:ind w:firstLine="0"/>
-            </w:pPr>
-            <w:r>
-              <w:rPr>
-                <w:rFonts w:ascii="Times New Roman" w:hAnsi="Times New Roman" w:cs="Times New Roman" w:eastAsia="Times New Roman"/>
-                <w:b w:val="0"/>
-                <w:i w:val="0"/>
-                <w:sz w:val="28"/>
-                <w:u w:val="none"/>
-              </w:rPr>
-              <w:t>Scope Boundary n — a statement of what lies outside what this dissertation claims</w:t>
-            </w:r>
-          </w:p>
-        </w:tc>
-      </w:tr>
-      <w:tr>
-        <w:tc>
-          <w:tcPr>
-            <w:tcW w:type="dxa" w:w="1814"/>
-          </w:tcPr>
-          <w:p>
-            <w:pPr>
-              <w:spacing w:line="240" w:lineRule="auto" w:after="0"/>
-              <w:ind w:firstLine="0"/>
-            </w:pPr>
-            <w:r>
-              <w:rPr>
-                <w:rFonts w:ascii="Times New Roman" w:hAnsi="Times New Roman" w:cs="Times New Roman" w:eastAsia="Times New Roman"/>
-                <w:b w:val="0"/>
-                <w:i w:val="0"/>
-                <w:sz w:val="28"/>
-                <w:u w:val="none"/>
-              </w:rPr>
               <w:t>SimCLR</w:t>
             </w:r>
           </w:p>
@@ -3851,50 +3593,6 @@
                 <w:u w:val="none"/>
               </w:rPr>
               <w:t>Simple framework for Contrastive Learning of Representations</w:t>
-            </w:r>
-          </w:p>
-        </w:tc>
-      </w:tr>
-      <w:tr>
-        <w:tc>
-          <w:tcPr>
-            <w:tcW w:type="dxa" w:w="1814"/>
-          </w:tcPr>
-          <w:p>
-            <w:pPr>
-              <w:spacing w:line="240" w:lineRule="auto" w:after="0"/>
-              <w:ind w:firstLine="0"/>
-            </w:pPr>
-            <w:r>
-              <w:rPr>
-                <w:rFonts w:ascii="Times New Roman" w:hAnsi="Times New Roman" w:cs="Times New Roman" w:eastAsia="Times New Roman"/>
-                <w:b w:val="0"/>
-                <w:i w:val="0"/>
-                <w:sz w:val="28"/>
-                <w:u w:val="none"/>
-              </w:rPr>
-              <w:t>SIR-n</w:t>
-            </w:r>
-          </w:p>
-        </w:tc>
-        <w:tc>
-          <w:tcPr>
-            <w:tcW w:type="dxa" w:w="7824"/>
-          </w:tcPr>
-          <w:p>
-            <w:pPr>
-              <w:spacing w:line="240" w:lineRule="auto" w:after="0"/>
-              <w:ind w:firstLine="0"/>
-            </w:pPr>
-            <w:r>
-              <w:rPr>
-                <w:rFonts w:ascii="Times New Roman" w:hAnsi="Times New Roman" w:cs="Times New Roman" w:eastAsia="Times New Roman"/>
-                <w:b w:val="0"/>
-                <w:i w:val="0"/>
-                <w:sz w:val="28"/>
-                <w:u w:val="none"/>
-              </w:rPr>
-              <w:t>Source Interpretation Rule n — a rule constraining what may be attributed to a cited source</w:t>
             </w:r>
           </w:p>
         </w:tc>
@@ -4815,7 +4513,7 @@
           <w:sz w:val="28"/>
           <w:u w:val="none"/>
         </w:rPr>
-        <w:t xml:space="preserve"> — the combined manipulated factor of Experiment 1 (H-1), in which the full-pipeline arm differs from baseline jointly along the preprocessing axis (eight-stage pipeline vs. stretch-resize + ImageNet normalize) and the pretraining axis (ophthalmology-specific self-supervised pretraining vs. ImageNet).</w:t>
+        <w:t xml:space="preserve"> — the combined manipulated factor of Experiment 1, in which the full-pipeline arm differs from baseline jointly along the preprocessing axis (eight-stage pipeline vs. stretch-resize + ImageNet normalize) and the pretraining axis (ophthalmology-specific self-supervised pretraining vs. ImageNet).</w:t>
       </w:r>
     </w:p>
     <w:p>
@@ -5169,7 +4867,7 @@
           <w:sz w:val="28"/>
           <w:u w:val="none"/>
         </w:rPr>
-        <w:t>Integrated pipeline dominance (H-1)</w:t>
+        <w:t>Integrated pipeline dominance</w:t>
       </w:r>
       <w:r>
         <w:rPr>
@@ -5309,7 +5007,7 @@
           <w:sz w:val="28"/>
           <w:u w:val="none"/>
         </w:rPr>
-        <w:t xml:space="preserve"> — the reuse and adaptation of pretrained network weights to the fundus-image domain; under H-1 the initialization source is slaved to the arm (ImageNet for baseline, ophthalmology-specific SSL for the full pipeline).</w:t>
+        <w:t xml:space="preserve"> — the reuse and adaptation of pretrained network weights to the fundus-image domain; in Experiment 1 the initialization source is slaved to the arm (ImageNet for baseline, ophthalmology-specific SSL for the full pipeline).</w:t>
       </w:r>
     </w:p>
     <w:p>

--- a/defense/docs/front_matter/FRONT_MATTER_EN_GOST_2026-08-23.docx
+++ b/defense/docs/front_matter/FRONT_MATTER_EN_GOST_2026-08-23.docx
@@ -147,7 +147,7 @@
           <w:sz w:val="32"/>
           <w:u w:val="none"/>
         </w:rPr>
-        <w:t>Computer System for Processing and Analysis of Eye Data to Support Laser Coagulation in the Treatment of Diabetic Retinopathy</w:t>
+        <w:t>Information system for automatic detection of retinal diseases based on deep learning using optical coherence tomography images</w:t>
       </w:r>
     </w:p>
     <w:p>
